--- a/2. Planificación/PR-05 Requisitos Legales y Otros.docx
+++ b/2. Planificación/PR-05 Requisitos Legales y Otros.docx
@@ -302,7 +302,7 @@
         <w:rPr>
           <w:rFonts w:ascii="Arial" w:hAnsi="Arial" w:cs="Arial"/>
         </w:rPr>
-        <w:t xml:space="preserve"> de SST mantiene actualizada la FR-36-01 (Matriz de Requisitos Legales). Se verifica el cumplimiento de cada requisito con periodicidad semestral mínima y ante toda actualización normativa.</w:t>
+        <w:t xml:space="preserve"> de SST mantiene actualizada la FR-116-01 (Matriz de Requisitos Legales). Se verifica el cumplimiento de cada requisito con periodicidad semestral mínima y ante toda actualización normativa.</w:t>
       </w:r>
     </w:p>
     <w:p>
@@ -387,7 +387,7 @@
         <w:rPr>
           <w:rFonts w:ascii="Arial" w:hAnsi="Arial" w:cs="Arial"/>
         </w:rPr>
-        <w:t>• FR-36-01 – Matriz de Requisitos Legales y Otros</w:t>
+        <w:t>• FR-116-01 – Matriz de Requisitos Legales y Otros</w:t>
       </w:r>
     </w:p>
     <w:p>
@@ -2428,7 +2428,7 @@
               <w:sz w:val="20"/>
               <w:szCs w:val="20"/>
             </w:rPr>
-            <w:t xml:space="preserve">Vigencia: </w:t>
+            <w:t xml:space="preserve">Vigencia: Mayo 2026</w:t>
           </w:r>
         </w:p>
       </w:tc>
